--- a/docs/Gouvernance_GRAVIA.docx
+++ b/docs/Gouvernance_GRAVIA.docx
@@ -1676,7 +1676,7 @@
         <w:rPr>
           <w:rtl w:val="0"/>
         </w:rPr>
-        <w:t xml:space="preserve">le croisement latitude/longitude + date + commune peut réidentifier une victime → mesure d'agrégation géographique en couche Silver.</w:t>
+        <w:t xml:space="preserve">le croisement latitude/longitude + date + commune peut réidentifier une victime → mesure d’agrégation géographique en couche Silver : lat/long/adr et com (commune) supprimées, seul le département (dep) subsiste. La commune seule combinée à la date exacte pouvait déjà isoler un accident unique dans une zone peu accidentogène, d’où sa suppression au même titre que les coordonnées précises.</w:t>
       </w:r>
       <w:r>
         <w:br w:type="page"/>

--- a/docs/Gouvernance_GRAVIA.docx
+++ b/docs/Gouvernance_GRAVIA.docx
@@ -1676,7 +1676,7 @@
         <w:rPr>
           <w:rtl w:val="0"/>
         </w:rPr>
-        <w:t xml:space="preserve">le croisement latitude/longitude + date + commune peut réidentifier une victime → mesure d’agrégation géographique en couche Silver : lat/long/adr et com (commune) supprimées, seul le département (dep) subsiste. La commune seule combinée à la date exacte pouvait déjà isoler un accident unique dans une zone peu accidentogène, d’où sa suppression au même titre que les coordonnées précises.</w:t>
+        <w:t xml:space="preserve">le croisement latitude/longitude + date + commune peut réidentifier une victime → mesure d’agrégation géographique en couche Silver : lat/long/adr et com (commune) supprimées, seul le département (dep) subsiste. Le département seul combiné au jour exact de l’accident pouvait rester le même vecteur de risque à granularité moindre → le jour exact est retiré dès la couche Gold (gold_dim_date ne porte plus que l’année, le mois et l’heure), pour la même raison.</w:t>
       </w:r>
       <w:r>
         <w:br w:type="page"/>
